--- a/reports/10100AA158011 Dataset Report.docx
+++ b/reports/10100AA158011 Dataset Report.docx
@@ -63,8 +63,6 @@
         </w:rPr>
         <w:t>11</w:t>
       </w:r>
-      <w:bookmarkStart w:id="0" w:name="_GoBack"/>
-      <w:bookmarkEnd w:id="0"/>
     </w:p>
     <w:p>
       <w:pPr>
@@ -1149,6 +1147,14 @@
               </w:rPr>
               <w:t>10100AA158011</w:t>
             </w:r>
+            <w:r>
+              <w:rPr>
+                <w:rFonts w:ascii="Calibri" w:eastAsia="Times New Roman" w:hAnsi="Calibri" w:cs="Calibri"/>
+                <w:sz w:val="20"/>
+                <w:szCs w:val="20"/>
+              </w:rPr>
+              <w:t xml:space="preserve"> Update:1</w:t>
+            </w:r>
           </w:p>
         </w:tc>
         <w:tc>
@@ -1514,27 +1520,7 @@
                 <w:sz w:val="20"/>
                 <w:szCs w:val="20"/>
               </w:rPr>
-              <w:t xml:space="preserve">COCC.NCOR is not equal to the number of </w:t>
-            </w:r>
-            <w:proofErr w:type="spellStart"/>
-            <w:r>
-              <w:rPr>
-                <w:rFonts w:ascii="Calibri" w:hAnsi="Calibri" w:cs="Calibri"/>
-                <w:color w:val="auto"/>
-                <w:sz w:val="20"/>
-                <w:szCs w:val="20"/>
-              </w:rPr>
-              <w:t>cooordinates</w:t>
-            </w:r>
-            <w:proofErr w:type="spellEnd"/>
-            <w:r>
-              <w:rPr>
-                <w:rFonts w:ascii="Calibri" w:hAnsi="Calibri" w:cs="Calibri"/>
-                <w:color w:val="auto"/>
-                <w:sz w:val="20"/>
-                <w:szCs w:val="20"/>
-              </w:rPr>
-              <w:t xml:space="preserve"> in the C2IL field.</w:t>
+              <w:t>COCC.NCOR is not equal to the number of cooordinates in the C2IL field.</w:t>
             </w:r>
           </w:p>
         </w:tc>
@@ -1611,59 +1597,8 @@
                 <w:sz w:val="20"/>
                 <w:szCs w:val="20"/>
               </w:rPr>
-              <w:t xml:space="preserve">Amend CCOC.NCOR to </w:t>
-            </w:r>
-            <w:proofErr w:type="spellStart"/>
-            <w:r>
-              <w:rPr>
-                <w:rFonts w:ascii="Calibri" w:eastAsia="Times New Roman" w:hAnsi="Calibri" w:cs="Calibri"/>
-                <w:bCs/>
-                <w:sz w:val="20"/>
-                <w:szCs w:val="20"/>
-              </w:rPr>
-              <w:t>refect</w:t>
-            </w:r>
-            <w:proofErr w:type="spellEnd"/>
-            <w:r>
-              <w:rPr>
-                <w:rFonts w:ascii="Calibri" w:eastAsia="Times New Roman" w:hAnsi="Calibri" w:cs="Calibri"/>
-                <w:bCs/>
-                <w:sz w:val="20"/>
-                <w:szCs w:val="20"/>
-              </w:rPr>
-              <w:t xml:space="preserve"> the </w:t>
-            </w:r>
-            <w:proofErr w:type="spellStart"/>
-            <w:r>
-              <w:rPr>
-                <w:rFonts w:ascii="Calibri" w:eastAsia="Times New Roman" w:hAnsi="Calibri" w:cs="Calibri"/>
-                <w:bCs/>
-                <w:sz w:val="20"/>
-                <w:szCs w:val="20"/>
-              </w:rPr>
-              <w:t>corrEct</w:t>
-            </w:r>
-            <w:proofErr w:type="spellEnd"/>
-            <w:r>
-              <w:rPr>
-                <w:rFonts w:ascii="Calibri" w:eastAsia="Times New Roman" w:hAnsi="Calibri" w:cs="Calibri"/>
-                <w:bCs/>
-                <w:sz w:val="20"/>
-                <w:szCs w:val="20"/>
-              </w:rPr>
-              <w:t xml:space="preserve"> number of referenced </w:t>
-            </w:r>
-            <w:proofErr w:type="spellStart"/>
-            <w:r>
-              <w:rPr>
-                <w:rFonts w:ascii="Calibri" w:eastAsia="Times New Roman" w:hAnsi="Calibri" w:cs="Calibri"/>
-                <w:bCs/>
-                <w:sz w:val="20"/>
-                <w:szCs w:val="20"/>
-              </w:rPr>
-              <w:t>coodinates</w:t>
-            </w:r>
-            <w:proofErr w:type="spellEnd"/>
+              <w:t>Amend CCOC.NCOR to refect the corrEct number of referenced coodinates</w:t>
+            </w:r>
           </w:p>
         </w:tc>
         <w:tc>
@@ -1818,27 +1753,7 @@
                 <w:sz w:val="20"/>
                 <w:szCs w:val="20"/>
               </w:rPr>
-              <w:t xml:space="preserve">COCC.NCOR is not equal to the number of </w:t>
-            </w:r>
-            <w:proofErr w:type="spellStart"/>
-            <w:r>
-              <w:rPr>
-                <w:rFonts w:ascii="Calibri" w:eastAsia="Times New Roman" w:hAnsi="Calibri" w:cs="Calibri"/>
-                <w:bCs/>
-                <w:sz w:val="20"/>
-                <w:szCs w:val="20"/>
-              </w:rPr>
-              <w:t>cooordinates</w:t>
-            </w:r>
-            <w:proofErr w:type="spellEnd"/>
-            <w:r>
-              <w:rPr>
-                <w:rFonts w:ascii="Calibri" w:eastAsia="Times New Roman" w:hAnsi="Calibri" w:cs="Calibri"/>
-                <w:bCs/>
-                <w:sz w:val="20"/>
-                <w:szCs w:val="20"/>
-              </w:rPr>
-              <w:t xml:space="preserve"> in the C2IL field.</w:t>
+              <w:t>COCC.NCOR is not equal to the number of cooordinates in the C2IL field.</w:t>
             </w:r>
           </w:p>
         </w:tc>
@@ -2440,25 +2355,7 @@
                 <w:sz w:val="20"/>
                 <w:szCs w:val="20"/>
               </w:rPr>
-              <w:t xml:space="preserve">COCC.NCOR is not equal to the number of </w:t>
-            </w:r>
-            <w:proofErr w:type="spellStart"/>
-            <w:r>
-              <w:rPr>
-                <w:rFonts w:ascii="Calibri" w:hAnsi="Calibri" w:cs="Calibri"/>
-                <w:sz w:val="20"/>
-                <w:szCs w:val="20"/>
-              </w:rPr>
-              <w:t>cooordinates</w:t>
-            </w:r>
-            <w:proofErr w:type="spellEnd"/>
-            <w:r>
-              <w:rPr>
-                <w:rFonts w:ascii="Calibri" w:hAnsi="Calibri" w:cs="Calibri"/>
-                <w:sz w:val="20"/>
-                <w:szCs w:val="20"/>
-              </w:rPr>
-              <w:t xml:space="preserve"> in the C2IL field.</w:t>
+              <w:t>COCC.NCOR is not equal to the number of cooordinates in the C2IL field.</w:t>
             </w:r>
             <w:r>
               <w:rPr>
@@ -2679,6 +2576,22 @@
               </w:rPr>
               <w:t>10100AA158011</w:t>
             </w:r>
+            <w:r>
+              <w:rPr>
+                <w:rFonts w:ascii="Calibri" w:eastAsia="Times New Roman" w:hAnsi="Calibri" w:cs="Calibri"/>
+                <w:sz w:val="20"/>
+                <w:szCs w:val="20"/>
+              </w:rPr>
+              <w:t xml:space="preserve"> </w:t>
+            </w:r>
+            <w:r>
+              <w:rPr>
+                <w:rFonts w:ascii="Calibri" w:eastAsia="Times New Roman" w:hAnsi="Calibri" w:cs="Calibri"/>
+                <w:sz w:val="20"/>
+                <w:szCs w:val="20"/>
+              </w:rPr>
+              <w:t>Update:1</w:t>
+            </w:r>
           </w:p>
         </w:tc>
         <w:tc>
@@ -2796,15 +2709,7 @@
                 <w:sz w:val="20"/>
                 <w:szCs w:val="20"/>
               </w:rPr>
-              <w:t>101_</w:t>
-            </w:r>
-            <w:r>
-              <w:rPr>
-                <w:rFonts w:ascii="Calibri" w:eastAsia="Times New Roman" w:hAnsi="Calibri" w:cs="Calibri"/>
-                <w:sz w:val="20"/>
-                <w:szCs w:val="20"/>
-              </w:rPr>
-              <w:t>2008</w:t>
+              <w:t>101_2008</w:t>
             </w:r>
           </w:p>
         </w:tc>
@@ -4109,6 +4014,22 @@
               </w:rPr>
               <w:t>10100AA158011</w:t>
             </w:r>
+            <w:r>
+              <w:rPr>
+                <w:rFonts w:ascii="Calibri" w:eastAsia="Times New Roman" w:hAnsi="Calibri" w:cs="Calibri"/>
+                <w:sz w:val="20"/>
+                <w:szCs w:val="20"/>
+              </w:rPr>
+              <w:t xml:space="preserve"> </w:t>
+            </w:r>
+            <w:r>
+              <w:rPr>
+                <w:rFonts w:ascii="Calibri" w:eastAsia="Times New Roman" w:hAnsi="Calibri" w:cs="Calibri"/>
+                <w:sz w:val="20"/>
+                <w:szCs w:val="20"/>
+              </w:rPr>
+              <w:t>Update:1</w:t>
+            </w:r>
           </w:p>
         </w:tc>
         <w:tc>
@@ -4226,15 +4147,7 @@
                 <w:sz w:val="20"/>
                 <w:szCs w:val="20"/>
               </w:rPr>
-              <w:t>101_</w:t>
-            </w:r>
-            <w:r>
-              <w:rPr>
-                <w:rFonts w:ascii="Calibri" w:eastAsia="Times New Roman" w:hAnsi="Calibri" w:cs="Calibri"/>
-                <w:sz w:val="20"/>
-                <w:szCs w:val="20"/>
-              </w:rPr>
-              <w:t>2009</w:t>
+              <w:t>101_2009</w:t>
             </w:r>
           </w:p>
         </w:tc>
@@ -5531,6 +5444,14 @@
               </w:rPr>
               <w:t>10100AA158011</w:t>
             </w:r>
+            <w:r>
+              <w:rPr>
+                <w:rFonts w:ascii="Calibri" w:eastAsia="Times New Roman" w:hAnsi="Calibri" w:cs="Calibri"/>
+                <w:sz w:val="20"/>
+                <w:szCs w:val="20"/>
+              </w:rPr>
+              <w:t xml:space="preserve"> Update:4</w:t>
+            </w:r>
           </w:p>
         </w:tc>
         <w:tc>
@@ -5648,15 +5569,7 @@
                 <w:sz w:val="20"/>
                 <w:szCs w:val="20"/>
               </w:rPr>
-              <w:t>101_</w:t>
-            </w:r>
-            <w:r>
-              <w:rPr>
-                <w:rFonts w:ascii="Calibri" w:eastAsia="Times New Roman" w:hAnsi="Calibri" w:cs="Calibri"/>
-                <w:sz w:val="20"/>
-                <w:szCs w:val="20"/>
-              </w:rPr>
-              <w:t>2010</w:t>
+              <w:t>101_2010</w:t>
             </w:r>
           </w:p>
         </w:tc>
@@ -6699,23 +6612,7 @@
                 <w:sz w:val="20"/>
                 <w:szCs w:val="20"/>
               </w:rPr>
-              <w:t>101_2</w:t>
-            </w:r>
-            <w:r>
-              <w:rPr>
-                <w:rFonts w:ascii="Calibri" w:eastAsia="Times New Roman" w:hAnsi="Calibri" w:cs="Calibri"/>
-                <w:sz w:val="20"/>
-                <w:szCs w:val="20"/>
-              </w:rPr>
-              <w:t>0</w:t>
-            </w:r>
-            <w:r>
-              <w:rPr>
-                <w:rFonts w:ascii="Calibri" w:eastAsia="Times New Roman" w:hAnsi="Calibri" w:cs="Calibri"/>
-                <w:sz w:val="20"/>
-                <w:szCs w:val="20"/>
-              </w:rPr>
-              <w:t>10</w:t>
+              <w:t>101_2010</w:t>
             </w:r>
             <w:r>
               <w:rPr>
@@ -6974,6 +6871,22 @@
               </w:rPr>
               <w:t>10100AA158011</w:t>
             </w:r>
+            <w:r>
+              <w:rPr>
+                <w:rFonts w:ascii="Calibri" w:eastAsia="Times New Roman" w:hAnsi="Calibri" w:cs="Calibri"/>
+                <w:sz w:val="20"/>
+                <w:szCs w:val="20"/>
+              </w:rPr>
+              <w:t xml:space="preserve"> </w:t>
+            </w:r>
+            <w:r>
+              <w:rPr>
+                <w:rFonts w:ascii="Calibri" w:eastAsia="Times New Roman" w:hAnsi="Calibri" w:cs="Calibri"/>
+                <w:sz w:val="20"/>
+                <w:szCs w:val="20"/>
+              </w:rPr>
+              <w:t>Update:4</w:t>
+            </w:r>
           </w:p>
         </w:tc>
         <w:tc>
@@ -7091,15 +7004,7 @@
                 <w:sz w:val="20"/>
                 <w:szCs w:val="20"/>
               </w:rPr>
-              <w:t>101_</w:t>
-            </w:r>
-            <w:r>
-              <w:rPr>
-                <w:rFonts w:ascii="Calibri" w:eastAsia="Times New Roman" w:hAnsi="Calibri" w:cs="Calibri"/>
-                <w:sz w:val="20"/>
-                <w:szCs w:val="20"/>
-              </w:rPr>
-              <w:t>2011</w:t>
+              <w:t>101_2011</w:t>
             </w:r>
           </w:p>
         </w:tc>
@@ -8402,6 +8307,22 @@
               </w:rPr>
               <w:t>10100AA158011</w:t>
             </w:r>
+            <w:r>
+              <w:rPr>
+                <w:rFonts w:ascii="Calibri" w:eastAsia="Times New Roman" w:hAnsi="Calibri" w:cs="Calibri"/>
+                <w:sz w:val="20"/>
+                <w:szCs w:val="20"/>
+              </w:rPr>
+              <w:t xml:space="preserve"> </w:t>
+            </w:r>
+            <w:r>
+              <w:rPr>
+                <w:rFonts w:ascii="Calibri" w:eastAsia="Times New Roman" w:hAnsi="Calibri" w:cs="Calibri"/>
+                <w:sz w:val="20"/>
+                <w:szCs w:val="20"/>
+              </w:rPr>
+              <w:t>Update:4</w:t>
+            </w:r>
           </w:p>
         </w:tc>
         <w:tc>
@@ -8519,15 +8440,7 @@
                 <w:sz w:val="20"/>
                 <w:szCs w:val="20"/>
               </w:rPr>
-              <w:t>101_</w:t>
-            </w:r>
-            <w:r>
-              <w:rPr>
-                <w:rFonts w:ascii="Calibri" w:eastAsia="Times New Roman" w:hAnsi="Calibri" w:cs="Calibri"/>
-                <w:sz w:val="20"/>
-                <w:szCs w:val="20"/>
-              </w:rPr>
-              <w:t>2012</w:t>
+              <w:t>101_2012</w:t>
             </w:r>
           </w:p>
         </w:tc>
@@ -9570,15 +9483,7 @@
                 <w:sz w:val="20"/>
                 <w:szCs w:val="20"/>
               </w:rPr>
-              <w:t>101_20</w:t>
-            </w:r>
-            <w:r>
-              <w:rPr>
-                <w:rFonts w:ascii="Calibri" w:eastAsia="Times New Roman" w:hAnsi="Calibri" w:cs="Calibri"/>
-                <w:sz w:val="20"/>
-                <w:szCs w:val="20"/>
-              </w:rPr>
-              <w:t>12</w:t>
+              <w:t>101_2012</w:t>
             </w:r>
             <w:r>
               <w:rPr>
@@ -9844,6 +9749,22 @@
               </w:rPr>
               <w:t>10100AA158011</w:t>
             </w:r>
+            <w:r>
+              <w:rPr>
+                <w:rFonts w:ascii="Calibri" w:eastAsia="Times New Roman" w:hAnsi="Calibri" w:cs="Calibri"/>
+                <w:sz w:val="20"/>
+                <w:szCs w:val="20"/>
+              </w:rPr>
+              <w:t xml:space="preserve"> </w:t>
+            </w:r>
+            <w:r>
+              <w:rPr>
+                <w:rFonts w:ascii="Calibri" w:eastAsia="Times New Roman" w:hAnsi="Calibri" w:cs="Calibri"/>
+                <w:sz w:val="20"/>
+                <w:szCs w:val="20"/>
+              </w:rPr>
+              <w:t>Update:4</w:t>
+            </w:r>
           </w:p>
         </w:tc>
         <w:tc>
@@ -9961,15 +9882,7 @@
                 <w:sz w:val="20"/>
                 <w:szCs w:val="20"/>
               </w:rPr>
-              <w:t>101_</w:t>
-            </w:r>
-            <w:r>
-              <w:rPr>
-                <w:rFonts w:ascii="Calibri" w:eastAsia="Times New Roman" w:hAnsi="Calibri" w:cs="Calibri"/>
-                <w:sz w:val="20"/>
-                <w:szCs w:val="20"/>
-              </w:rPr>
-              <w:t>2013</w:t>
+              <w:t>101_2013</w:t>
             </w:r>
           </w:p>
         </w:tc>
@@ -11012,15 +10925,7 @@
                 <w:sz w:val="20"/>
                 <w:szCs w:val="20"/>
               </w:rPr>
-              <w:t>101_20</w:t>
-            </w:r>
-            <w:r>
-              <w:rPr>
-                <w:rFonts w:ascii="Calibri" w:eastAsia="Times New Roman" w:hAnsi="Calibri" w:cs="Calibri"/>
-                <w:sz w:val="20"/>
-                <w:szCs w:val="20"/>
-              </w:rPr>
-              <w:t>13</w:t>
+              <w:t>101_2013</w:t>
             </w:r>
             <w:r>
               <w:rPr>
@@ -11403,15 +11308,7 @@
                 <w:sz w:val="20"/>
                 <w:szCs w:val="20"/>
               </w:rPr>
-              <w:t>101_</w:t>
-            </w:r>
-            <w:r>
-              <w:rPr>
-                <w:rFonts w:ascii="Calibri" w:eastAsia="Times New Roman" w:hAnsi="Calibri" w:cs="Calibri"/>
-                <w:sz w:val="20"/>
-                <w:szCs w:val="20"/>
-              </w:rPr>
-              <w:t>2014</w:t>
+              <w:t>101_2014</w:t>
             </w:r>
           </w:p>
         </w:tc>
@@ -12454,15 +12351,7 @@
                 <w:sz w:val="20"/>
                 <w:szCs w:val="20"/>
               </w:rPr>
-              <w:t>101_20</w:t>
-            </w:r>
-            <w:r>
-              <w:rPr>
-                <w:rFonts w:ascii="Calibri" w:eastAsia="Times New Roman" w:hAnsi="Calibri" w:cs="Calibri"/>
-                <w:sz w:val="20"/>
-                <w:szCs w:val="20"/>
-              </w:rPr>
-              <w:t>14</w:t>
+              <w:t>101_2014</w:t>
             </w:r>
             <w:r>
               <w:rPr>
@@ -12728,6 +12617,14 @@
               </w:rPr>
               <w:t>10100AA158011</w:t>
             </w:r>
+            <w:r>
+              <w:rPr>
+                <w:rFonts w:ascii="Calibri" w:eastAsia="Times New Roman" w:hAnsi="Calibri" w:cs="Calibri"/>
+                <w:sz w:val="20"/>
+                <w:szCs w:val="20"/>
+              </w:rPr>
+              <w:t xml:space="preserve"> Update:5</w:t>
+            </w:r>
           </w:p>
         </w:tc>
         <w:tc>
@@ -12845,15 +12742,7 @@
                 <w:sz w:val="20"/>
                 <w:szCs w:val="20"/>
               </w:rPr>
-              <w:t>101_</w:t>
-            </w:r>
-            <w:r>
-              <w:rPr>
-                <w:rFonts w:ascii="Calibri" w:eastAsia="Times New Roman" w:hAnsi="Calibri" w:cs="Calibri"/>
-                <w:sz w:val="20"/>
-                <w:szCs w:val="20"/>
-              </w:rPr>
-              <w:t>2015</w:t>
+              <w:t>101_2015</w:t>
             </w:r>
           </w:p>
         </w:tc>
@@ -13170,47 +13059,7 @@
                 <w:sz w:val="20"/>
                 <w:szCs w:val="20"/>
               </w:rPr>
-              <w:t xml:space="preserve">Amend CCOC.NCCO to </w:t>
-            </w:r>
-            <w:proofErr w:type="spellStart"/>
-            <w:r>
-              <w:rPr>
-                <w:rFonts w:ascii="Calibri" w:eastAsia="Times New Roman" w:hAnsi="Calibri" w:cs="Calibri"/>
-                <w:bCs/>
-                <w:sz w:val="20"/>
-                <w:szCs w:val="20"/>
-              </w:rPr>
-              <w:t>refect</w:t>
-            </w:r>
-            <w:proofErr w:type="spellEnd"/>
-            <w:r>
-              <w:rPr>
-                <w:rFonts w:ascii="Calibri" w:eastAsia="Times New Roman" w:hAnsi="Calibri" w:cs="Calibri"/>
-                <w:bCs/>
-                <w:sz w:val="20"/>
-                <w:szCs w:val="20"/>
-              </w:rPr>
-              <w:t xml:space="preserve"> the </w:t>
-            </w:r>
-            <w:proofErr w:type="spellStart"/>
-            <w:r>
-              <w:rPr>
-                <w:rFonts w:ascii="Calibri" w:eastAsia="Times New Roman" w:hAnsi="Calibri" w:cs="Calibri"/>
-                <w:bCs/>
-                <w:sz w:val="20"/>
-                <w:szCs w:val="20"/>
-              </w:rPr>
-              <w:t>corrEct</w:t>
-            </w:r>
-            <w:proofErr w:type="spellEnd"/>
-            <w:r>
-              <w:rPr>
-                <w:rFonts w:ascii="Calibri" w:eastAsia="Times New Roman" w:hAnsi="Calibri" w:cs="Calibri"/>
-                <w:bCs/>
-                <w:sz w:val="20"/>
-                <w:szCs w:val="20"/>
-              </w:rPr>
-              <w:t xml:space="preserve"> number of referenced CUCO records</w:t>
+              <w:t>Amend CCOC.NCCO to refect the corrEct number of referenced CUCO records</w:t>
             </w:r>
           </w:p>
         </w:tc>
@@ -13936,15 +13785,7 @@
                 <w:sz w:val="20"/>
                 <w:szCs w:val="20"/>
               </w:rPr>
-              <w:t>101_20</w:t>
-            </w:r>
-            <w:r>
-              <w:rPr>
-                <w:rFonts w:ascii="Calibri" w:eastAsia="Times New Roman" w:hAnsi="Calibri" w:cs="Calibri"/>
-                <w:sz w:val="20"/>
-                <w:szCs w:val="20"/>
-              </w:rPr>
-              <w:t>15</w:t>
+              <w:t>101_2015</w:t>
             </w:r>
             <w:r>
               <w:rPr>
@@ -14195,6 +14036,22 @@
               </w:rPr>
               <w:t>10100AA158011</w:t>
             </w:r>
+            <w:r>
+              <w:rPr>
+                <w:rFonts w:ascii="Calibri" w:eastAsia="Times New Roman" w:hAnsi="Calibri" w:cs="Calibri"/>
+                <w:sz w:val="20"/>
+                <w:szCs w:val="20"/>
+              </w:rPr>
+              <w:t xml:space="preserve"> </w:t>
+            </w:r>
+            <w:r>
+              <w:rPr>
+                <w:rFonts w:ascii="Calibri" w:eastAsia="Times New Roman" w:hAnsi="Calibri" w:cs="Calibri"/>
+                <w:sz w:val="20"/>
+                <w:szCs w:val="20"/>
+              </w:rPr>
+              <w:t>Update:5</w:t>
+            </w:r>
           </w:p>
         </w:tc>
         <w:tc>
@@ -14312,15 +14169,7 @@
                 <w:sz w:val="20"/>
                 <w:szCs w:val="20"/>
               </w:rPr>
-              <w:t>101_</w:t>
-            </w:r>
-            <w:r>
-              <w:rPr>
-                <w:rFonts w:ascii="Calibri" w:eastAsia="Times New Roman" w:hAnsi="Calibri" w:cs="Calibri"/>
-                <w:sz w:val="20"/>
-                <w:szCs w:val="20"/>
-              </w:rPr>
-              <w:t>2016</w:t>
+              <w:t>101_2016</w:t>
             </w:r>
           </w:p>
         </w:tc>
@@ -15363,15 +15212,7 @@
                 <w:sz w:val="20"/>
                 <w:szCs w:val="20"/>
               </w:rPr>
-              <w:t>101_20</w:t>
-            </w:r>
-            <w:r>
-              <w:rPr>
-                <w:rFonts w:ascii="Calibri" w:eastAsia="Times New Roman" w:hAnsi="Calibri" w:cs="Calibri"/>
-                <w:sz w:val="20"/>
-                <w:szCs w:val="20"/>
-              </w:rPr>
-              <w:t>16</w:t>
+              <w:t>101_2016</w:t>
             </w:r>
             <w:r>
               <w:rPr>
@@ -15395,15 +15236,7 @@
                 <w:sz w:val="20"/>
                 <w:szCs w:val="20"/>
               </w:rPr>
-              <w:t>Invalid index position</w:t>
-            </w:r>
-            <w:r>
-              <w:rPr>
-                <w:rFonts w:ascii="Calibri" w:hAnsi="Calibri" w:cs="Calibri"/>
-                <w:sz w:val="20"/>
-                <w:szCs w:val="20"/>
-              </w:rPr>
-              <w:t>.</w:t>
+              <w:t>Invalid index position.</w:t>
             </w:r>
             <w:r>
               <w:rPr>
@@ -15630,6 +15463,14 @@
               </w:rPr>
               <w:t>10100AA158011</w:t>
             </w:r>
+            <w:r>
+              <w:rPr>
+                <w:rFonts w:ascii="Calibri" w:eastAsia="Times New Roman" w:hAnsi="Calibri" w:cs="Calibri"/>
+                <w:sz w:val="20"/>
+                <w:szCs w:val="20"/>
+              </w:rPr>
+              <w:t xml:space="preserve"> Update:2</w:t>
+            </w:r>
           </w:p>
         </w:tc>
         <w:tc>
@@ -15747,15 +15588,7 @@
                 <w:sz w:val="20"/>
                 <w:szCs w:val="20"/>
               </w:rPr>
-              <w:t>101_</w:t>
-            </w:r>
-            <w:r>
-              <w:rPr>
-                <w:rFonts w:ascii="Calibri" w:eastAsia="Times New Roman" w:hAnsi="Calibri" w:cs="Calibri"/>
-                <w:sz w:val="20"/>
-                <w:szCs w:val="20"/>
-              </w:rPr>
-              <w:t>2020</w:t>
+              <w:t>101_2020</w:t>
             </w:r>
           </w:p>
         </w:tc>
@@ -16878,15 +16711,7 @@
                 <w:sz w:val="20"/>
                 <w:szCs w:val="20"/>
               </w:rPr>
-              <w:t>101_20</w:t>
-            </w:r>
-            <w:r>
-              <w:rPr>
-                <w:rFonts w:ascii="Calibri" w:eastAsia="Times New Roman" w:hAnsi="Calibri" w:cs="Calibri"/>
-                <w:sz w:val="20"/>
-                <w:szCs w:val="20"/>
-              </w:rPr>
-              <w:t>20</w:t>
+              <w:t>101_2020</w:t>
             </w:r>
             <w:r>
               <w:rPr>
@@ -17043,6 +16868,8 @@
           <w:lang w:val="da-DK"/>
         </w:rPr>
       </w:pPr>
+      <w:bookmarkStart w:id="0" w:name="_GoBack"/>
+      <w:bookmarkEnd w:id="0"/>
     </w:p>
     <w:sectPr>
       <w:pgSz w:w="12240" w:h="15840"/>
@@ -19386,7 +19213,7 @@
 </file>
 
 <file path=customXml/itemProps1.xml><?xml version="1.0" encoding="utf-8"?>
-<ds:datastoreItem xmlns:ds="http://schemas.openxmlformats.org/officeDocument/2006/customXml" ds:itemID="{DB74A882-1755-4106-BD21-735A64C4996D}">
+<ds:datastoreItem xmlns:ds="http://schemas.openxmlformats.org/officeDocument/2006/customXml" ds:itemID="{8CA0C302-D636-4A29-B52D-257EB0402760}">
   <ds:schemaRefs>
     <ds:schemaRef ds:uri="http://schemas.openxmlformats.org/officeDocument/2006/bibliography"/>
   </ds:schemaRefs>
